--- a/ai_strategy/PECH_ECOSYSTEM_COMPREHENSIVE_GUIDE.docx
+++ b/ai_strategy/PECH_ECOSYSTEM_COMPREHENSIVE_GUIDE.docx
@@ -21123,7 +21123,14 @@
     </w:p>
     <w:bookmarkEnd w:id="90"/>
     <w:bookmarkEnd w:id="91"/>
-    <w:sectPr/>
+    <w:sectPr>
+      <w:pgBorders w:offsetFrom="page">
+        <w:top w:val="single" w:sz="18" w:space="24" w:color="00BFFF"/>
+        <w:left w:val="single" w:sz="18" w:space="24" w:color="0099CC"/>
+        <w:bottom w:val="single" w:sz="18" w:space="24" w:color="F5A623"/>
+        <w:right w:val="single" w:sz="18" w:space="24" w:color="E08A00"/>
+      </w:pgBorders>
+    </w:sectPr>
   </w:body>
 </w:document>
 </file>

--- a/ai_strategy/PECH_ECOSYSTEM_COMPREHENSIVE_GUIDE.docx
+++ b/ai_strategy/PECH_ECOSYSTEM_COMPREHENSIVE_GUIDE.docx
@@ -58,107 +58,45 @@
         <w:spacing w:after="0"/>
       </w:pPr>
     </w:p>
-    <w:bookmarkStart w:id="91" w:name="pech-group-holdings-ltd"/>
-    <w:p>
-      <w:pPr>
-        <w:pStyle w:val="Heading1"/>
-        <w:rPr>
-          <w:color w:val="0099CC"/>
-        </w:rPr>
-        <w:pBdr>
-          <w:bottom w:val="single" w:sz="18" w:space="2" w:color="F5A623"/>
-        </w:pBdr>
-      </w:pPr>
-      <w:r>
-        <w:rPr>
-          <w:b/>
-          <w:color w:val="0099CC"/>
-          <w:sz w:val="44"/>
-        </w:rPr>
-        <w:t xml:space="preserve">PECH GROUP HOLDINGS LTD</w:t>
-      </w:r>
-    </w:p>
-    <w:bookmarkStart w:id="22" w:name="Xf6f64d1b7d9a30c478d589312785b83d16cbfe3"/>
-    <w:p>
-      <w:pPr>
-        <w:pBdr>
-          <w:top w:val="single" w:sz="18" w:space="1" w:color="F5A623"/>
-          <w:bottom w:val="single" w:sz="6" w:space="1" w:color="0099CC"/>
-        </w:pBdr>
-        <w:spacing w:before="200" w:after="200"/>
-      </w:pPr>
-    </w:p>
-    <w:p>
-      <w:pPr>
-        <w:pStyle w:val="Heading2"/>
-        <w:rPr>
-          <w:color w:val="0099CC"/>
-        </w:rPr>
-        <w:pBdr>
-          <w:bottom w:val="single" w:sz="6" w:space="2" w:color="00BFFF"/>
-        </w:pBdr>
-      </w:pPr>
-      <w:r>
-        <w:rPr>
-          <w:b/>
-          <w:color w:val="0099CC"/>
-          <w:sz w:val="32"/>
-        </w:rPr>
-        <w:t xml:space="preserve">AI-Native Ecosystem — Comprehensive Implementation Guide</w:t>
-      </w:r>
-    </w:p>
-    <w:bookmarkStart w:id="21" w:name="confidential"/>
-    <w:p>
-      <w:pPr>
-        <w:pStyle w:val="Heading3"/>
-        <w:rPr>
-          <w:color w:val="E08A00"/>
-        </w:rPr>
-      </w:pPr>
-      <w:r>
-        <w:rPr>
-          <w:b/>
-          <w:color w:val="E08A00"/>
-          <w:sz w:val="26"/>
-        </w:rPr>
-        <w:t xml:space="preserve">CONFIDENTIAL</w:t>
-      </w:r>
-    </w:p>
-    <w:p>
-      <w:r>
-        <w:pict>
-          <v:rect style="width:0;height:1.5pt" o:hralign="center" o:hrstd="t" o:hr="t"/>
-        </w:pict>
-      </w:r>
-    </w:p>
     <w:p>
       <w:pPr>
         <w:pStyle w:val="FirstParagraph"/>
       </w:pPr>
       <w:r>
-        <w:rPr>
-          <w:bCs/>
-          <w:b/>
-        </w:rPr>
-        <w:t xml:space="preserve">PECH Group Holdings Ltd</w:t>
-      </w:r>
+        <w:t xml:space="preserve">🌍</w:t>
+      </w:r>
+    </w:p>
+    <w:p>
+      <w:pPr>
+        <w:pStyle w:val="BodyText"/>
+      </w:pPr>
+      <w:r>
+        <w:t xml:space="preserve">PECH GROUP HOLDINGS LTD</w:t>
+      </w:r>
+    </w:p>
+    <w:p>
+      <w:pPr>
+        <w:pStyle w:val="BodyText"/>
+      </w:pPr>
+      <w:r>
+        <w:t xml:space="preserve">AI-Native Ecosystem — Comprehensive Implementation Guide</w:t>
+      </w:r>
+    </w:p>
+    <w:p>
+      <w:pPr>
+        <w:pStyle w:val="BodyText"/>
+      </w:pPr>
       <w:r>
         <w:t xml:space="preserve"> </w:t>
       </w:r>
       <w:r>
-        <w:t xml:space="preserve">Lagos, Nigeria | Website:</w:t>
-      </w:r>
-      <w:r>
         <w:t xml:space="preserve"> </w:t>
       </w:r>
-      <w:hyperlink r:id="rId20">
-        <w:r>
-          <w:rPr>
-            <w:rStyle w:val="Hyperlink"/>
-          </w:rPr>
-          <w:t xml:space="preserve">pechgroupholdings.tech</w:t>
-        </w:r>
-      </w:hyperlink>
+    </w:p>
+    <w:p>
+      <w:pPr>
+        <w:pStyle w:val="BodyText"/>
+      </w:pPr>
     </w:p>
     <w:p>
       <w:r>
@@ -260,9 +198,7 @@
         </w:pict>
       </w:r>
     </w:p>
-    <w:bookmarkEnd w:id="21"/>
-    <w:bookmarkEnd w:id="22"/>
-    <w:bookmarkStart w:id="23" w:name="table-of-contents"/>
+    <w:bookmarkStart w:id="20" w:name="table-of-contents"/>
     <w:p>
       <w:pPr>
         <w:pBdr>
@@ -587,8 +523,8 @@
         </w:pict>
       </w:r>
     </w:p>
-    <w:bookmarkEnd w:id="23"/>
-    <w:bookmarkStart w:id="24" w:name="executive-summary"/>
+    <w:bookmarkEnd w:id="20"/>
+    <w:bookmarkStart w:id="21" w:name="executive-summary"/>
     <w:p>
       <w:pPr>
         <w:pBdr>
@@ -820,8 +756,8 @@
         </w:pict>
       </w:r>
     </w:p>
-    <w:bookmarkEnd w:id="24"/>
-    <w:bookmarkStart w:id="27" w:name="ecosystem-overview"/>
+    <w:bookmarkEnd w:id="21"/>
+    <w:bookmarkStart w:id="24" w:name="ecosystem-overview"/>
     <w:p>
       <w:pPr>
         <w:pBdr>
@@ -850,7 +786,7 @@
         <w:t xml:space="preserve">2. ECOSYSTEM OVERVIEW</w:t>
       </w:r>
     </w:p>
-    <w:bookmarkStart w:id="25" w:name="the-10-interconnected-business-verticals"/>
+    <w:bookmarkStart w:id="22" w:name="the-10-interconnected-business-verticals"/>
     <w:p>
       <w:pPr>
         <w:pStyle w:val="Heading3"/>
@@ -1873,8 +1809,8 @@
         </w:tc>
       </w:tr>
     </w:tbl>
-    <w:bookmarkEnd w:id="25"/>
-    <w:bookmarkStart w:id="26" w:name="data-flow-every-action-feeds-the-ai"/>
+    <w:bookmarkEnd w:id="22"/>
+    <w:bookmarkStart w:id="23" w:name="data-flow-every-action-feeds-the-ai"/>
     <w:p>
       <w:pPr>
         <w:pStyle w:val="Heading3"/>
@@ -2104,9 +2040,9 @@
         </w:pict>
       </w:r>
     </w:p>
-    <w:bookmarkEnd w:id="26"/>
-    <w:bookmarkEnd w:id="27"/>
-    <w:bookmarkStart w:id="34" w:name="X8bef6e3872067f85337014e4e0a66d0f3ada7fd"/>
+    <w:bookmarkEnd w:id="23"/>
+    <w:bookmarkEnd w:id="24"/>
+    <w:bookmarkStart w:id="31" w:name="X8bef6e3872067f85337014e4e0a66d0f3ada7fd"/>
     <w:p>
       <w:pPr>
         <w:pBdr>
@@ -2135,7 +2071,7 @@
         <w:t xml:space="preserve">3. AI MODEL STACK — FACT-CHECKED &amp; LICENSE-VERIFIED</w:t>
       </w:r>
     </w:p>
-    <w:bookmarkStart w:id="28" w:name="X4f938b15c4a212d7e781e0a8afc858e998540bb"/>
+    <w:bookmarkStart w:id="25" w:name="X4f938b15c4a212d7e781e0a8afc858e998540bb"/>
     <w:p>
       <w:pPr>
         <w:pStyle w:val="Heading3"/>
@@ -4111,8 +4047,8 @@
         </w:tc>
       </w:tr>
     </w:tbl>
-    <w:bookmarkEnd w:id="28"/>
-    <w:bookmarkStart w:id="29" w:name="Xa2b618bcbd3de4fb66741f5b7515930310243fc"/>
+    <w:bookmarkEnd w:id="25"/>
+    <w:bookmarkStart w:id="26" w:name="Xa2b618bcbd3de4fb66741f5b7515930310243fc"/>
     <w:p>
       <w:pPr>
         <w:pStyle w:val="Heading3"/>
@@ -5564,8 +5500,8 @@
         </w:tc>
       </w:tr>
     </w:tbl>
-    <w:bookmarkEnd w:id="29"/>
-    <w:bookmarkStart w:id="30" w:name="speech-voice-models"/>
+    <w:bookmarkEnd w:id="26"/>
+    <w:bookmarkStart w:id="27" w:name="speech-voice-models"/>
     <w:p>
       <w:pPr>
         <w:pStyle w:val="Heading3"/>
@@ -6063,8 +5999,8 @@
         </w:tc>
       </w:tr>
     </w:tbl>
-    <w:bookmarkEnd w:id="30"/>
-    <w:bookmarkStart w:id="31" w:name="vision-document-processing"/>
+    <w:bookmarkEnd w:id="27"/>
+    <w:bookmarkStart w:id="28" w:name="vision-document-processing"/>
     <w:p>
       <w:pPr>
         <w:pStyle w:val="Heading3"/>
@@ -6832,8 +6768,8 @@
         </w:tc>
       </w:tr>
     </w:tbl>
-    <w:bookmarkEnd w:id="31"/>
-    <w:bookmarkStart w:id="32" w:name="translation"/>
+    <w:bookmarkEnd w:id="28"/>
+    <w:bookmarkStart w:id="29" w:name="translation"/>
     <w:p>
       <w:pPr>
         <w:pStyle w:val="Heading3"/>
@@ -7177,8 +7113,8 @@
         </w:tc>
       </w:tr>
     </w:tbl>
-    <w:bookmarkEnd w:id="32"/>
-    <w:bookmarkStart w:id="33" w:name="Xed667b170165bf12249cea627094df83f0f4044"/>
+    <w:bookmarkEnd w:id="29"/>
+    <w:bookmarkStart w:id="30" w:name="Xed667b170165bf12249cea627094df83f0f4044"/>
     <w:p>
       <w:pPr>
         <w:pStyle w:val="Heading3"/>
@@ -7688,9 +7624,9 @@
         </w:pict>
       </w:r>
     </w:p>
-    <w:bookmarkEnd w:id="33"/>
-    <w:bookmarkEnd w:id="34"/>
-    <w:bookmarkStart w:id="36" w:name="model-to-business-mapping"/>
+    <w:bookmarkEnd w:id="30"/>
+    <w:bookmarkEnd w:id="31"/>
+    <w:bookmarkStart w:id="33" w:name="model-to-business-mapping"/>
     <w:p>
       <w:pPr>
         <w:pBdr>
@@ -7719,7 +7655,7 @@
         <w:t xml:space="preserve">4. MODEL-TO-BUSINESS MAPPING</w:t>
       </w:r>
     </w:p>
-    <w:bookmarkStart w:id="35" w:name="which-models-power-which-vertical"/>
+    <w:bookmarkStart w:id="32" w:name="which-models-power-which-vertical"/>
     <w:p>
       <w:pPr>
         <w:pStyle w:val="Heading3"/>
@@ -8806,9 +8742,9 @@
         </w:pict>
       </w:r>
     </w:p>
-    <w:bookmarkEnd w:id="35"/>
-    <w:bookmarkEnd w:id="36"/>
-    <w:bookmarkStart w:id="38" w:name="open-source-platform-stack"/>
+    <w:bookmarkEnd w:id="32"/>
+    <w:bookmarkEnd w:id="33"/>
+    <w:bookmarkStart w:id="35" w:name="open-source-platform-stack"/>
     <w:p>
       <w:pPr>
         <w:pBdr>
@@ -12377,7 +12313,7 @@
         </w:tc>
       </w:tr>
     </w:tbl>
-    <w:bookmarkStart w:id="37" w:name="license-replacements-made"/>
+    <w:bookmarkStart w:id="34" w:name="license-replacements-made"/>
     <w:p>
       <w:pPr>
         <w:pStyle w:val="Heading3"/>
@@ -12960,9 +12896,9 @@
         </w:pict>
       </w:r>
     </w:p>
-    <w:bookmarkEnd w:id="37"/>
-    <w:bookmarkEnd w:id="38"/>
-    <w:bookmarkStart w:id="51" w:name="microservice-architecture"/>
+    <w:bookmarkEnd w:id="34"/>
+    <w:bookmarkEnd w:id="35"/>
+    <w:bookmarkStart w:id="48" w:name="microservice-architecture"/>
     <w:p>
       <w:pPr>
         <w:pBdr>
@@ -12991,7 +12927,7 @@
         <w:t xml:space="preserve">6. MICROSERVICE ARCHITECTURE</w:t>
       </w:r>
     </w:p>
-    <w:bookmarkStart w:id="50" w:name="microservices-across-11-domains"/>
+    <w:bookmarkStart w:id="47" w:name="microservices-across-11-domains"/>
     <w:p>
       <w:pPr>
         <w:pStyle w:val="Heading3"/>
@@ -13008,7 +12944,7 @@
         <w:t xml:space="preserve">78 Microservices Across 11 Domains</w:t>
       </w:r>
     </w:p>
-    <w:bookmarkStart w:id="39" w:name="domain-1-identity-security-6-services"/>
+    <w:bookmarkStart w:id="36" w:name="domain-1-identity-security-6-services"/>
     <w:p>
       <w:pPr>
         <w:pStyle w:val="Heading4"/>
@@ -13444,8 +13380,8 @@
         </w:tc>
       </w:tr>
     </w:tbl>
-    <w:bookmarkEnd w:id="39"/>
-    <w:bookmarkStart w:id="40" w:name="domain-2-user-platform-8-services"/>
+    <w:bookmarkEnd w:id="36"/>
+    <w:bookmarkStart w:id="37" w:name="domain-2-user-platform-8-services"/>
     <w:p>
       <w:pPr>
         <w:pStyle w:val="Heading4"/>
@@ -13829,8 +13765,8 @@
         </w:tc>
       </w:tr>
     </w:tbl>
-    <w:bookmarkEnd w:id="40"/>
-    <w:bookmarkStart w:id="41" w:name="domain-3-marketplace-10-services"/>
+    <w:bookmarkEnd w:id="37"/>
+    <w:bookmarkStart w:id="38" w:name="domain-3-marketplace-10-services"/>
     <w:p>
       <w:pPr>
         <w:pStyle w:val="Heading4"/>
@@ -14490,8 +14426,8 @@
         </w:tc>
       </w:tr>
     </w:tbl>
-    <w:bookmarkEnd w:id="41"/>
-    <w:bookmarkStart w:id="42" w:name="domain-4-solar-energy-7-services"/>
+    <w:bookmarkEnd w:id="38"/>
+    <w:bookmarkStart w:id="39" w:name="domain-4-solar-energy-7-services"/>
     <w:p>
       <w:pPr>
         <w:pStyle w:val="Heading4"/>
@@ -14837,8 +14773,8 @@
         </w:tc>
       </w:tr>
     </w:tbl>
-    <w:bookmarkEnd w:id="42"/>
-    <w:bookmarkStart w:id="43" w:name="domain-5-fintech-9-services"/>
+    <w:bookmarkEnd w:id="39"/>
+    <w:bookmarkStart w:id="40" w:name="domain-5-fintech-9-services"/>
     <w:p>
       <w:pPr>
         <w:pStyle w:val="Heading4"/>
@@ -15442,8 +15378,8 @@
         </w:tc>
       </w:tr>
     </w:tbl>
-    <w:bookmarkEnd w:id="43"/>
-    <w:bookmarkStart w:id="44" w:name="domain-6-logistics-7-services"/>
+    <w:bookmarkEnd w:id="40"/>
+    <w:bookmarkStart w:id="41" w:name="domain-6-logistics-7-services"/>
     <w:p>
       <w:pPr>
         <w:pStyle w:val="Heading4"/>
@@ -15935,8 +15871,8 @@
         </w:tc>
       </w:tr>
     </w:tbl>
-    <w:bookmarkEnd w:id="44"/>
-    <w:bookmarkStart w:id="45" w:name="domain-7-real-estate-7-services"/>
+    <w:bookmarkEnd w:id="41"/>
+    <w:bookmarkStart w:id="42" w:name="domain-7-real-estate-7-services"/>
     <w:p>
       <w:pPr>
         <w:pStyle w:val="Heading4"/>
@@ -16282,8 +16218,8 @@
         </w:tc>
       </w:tr>
     </w:tbl>
-    <w:bookmarkEnd w:id="45"/>
-    <w:bookmarkStart w:id="46" w:name="domain-8-procurement-4-services"/>
+    <w:bookmarkEnd w:id="42"/>
+    <w:bookmarkStart w:id="43" w:name="domain-8-procurement-4-services"/>
     <w:p>
       <w:pPr>
         <w:pStyle w:val="Heading4"/>
@@ -16607,8 +16543,8 @@
         </w:tc>
       </w:tr>
     </w:tbl>
-    <w:bookmarkEnd w:id="46"/>
-    <w:bookmarkStart w:id="47" w:name="domain-9-iot-6-services"/>
+    <w:bookmarkEnd w:id="43"/>
+    <w:bookmarkStart w:id="44" w:name="domain-9-iot-6-services"/>
     <w:p>
       <w:pPr>
         <w:pStyle w:val="Heading4"/>
@@ -17044,8 +16980,8 @@
         </w:tc>
       </w:tr>
     </w:tbl>
-    <w:bookmarkEnd w:id="47"/>
-    <w:bookmarkStart w:id="48" w:name="domain-10-customer-support-4-services"/>
+    <w:bookmarkEnd w:id="44"/>
+    <w:bookmarkStart w:id="45" w:name="domain-10-customer-support-4-services"/>
     <w:p>
       <w:pPr>
         <w:pStyle w:val="Heading4"/>
@@ -17369,8 +17305,8 @@
         </w:tc>
       </w:tr>
     </w:tbl>
-    <w:bookmarkEnd w:id="48"/>
-    <w:bookmarkStart w:id="49" w:name="domain-11-ai-data-10-services"/>
+    <w:bookmarkEnd w:id="45"/>
+    <w:bookmarkStart w:id="46" w:name="domain-11-ai-data-10-services"/>
     <w:p>
       <w:pPr>
         <w:pStyle w:val="Heading4"/>
@@ -18037,10 +17973,10 @@
         </w:pict>
       </w:r>
     </w:p>
-    <w:bookmarkEnd w:id="49"/>
-    <w:bookmarkEnd w:id="50"/>
-    <w:bookmarkEnd w:id="51"/>
-    <w:bookmarkStart w:id="54" w:name="X05973481a2eda06a620efb29e7649eb7ca4c49d"/>
+    <w:bookmarkEnd w:id="46"/>
+    <w:bookmarkEnd w:id="47"/>
+    <w:bookmarkEnd w:id="48"/>
+    <w:bookmarkStart w:id="51" w:name="X05973481a2eda06a620efb29e7649eb7ca4c49d"/>
     <w:p>
       <w:pPr>
         <w:pBdr>
@@ -18069,7 +18005,7 @@
         <w:t xml:space="preserve">7. USER-FACING AI FEATURES &amp; SUBSCRIPTION TIERS</w:t>
       </w:r>
     </w:p>
-    <w:bookmarkStart w:id="52" w:name="marketplace-ai-features-for-users"/>
+    <w:bookmarkStart w:id="49" w:name="marketplace-ai-features-for-users"/>
     <w:p>
       <w:pPr>
         <w:pStyle w:val="Heading3"/>
@@ -19025,8 +18961,8 @@
         </w:tc>
       </w:tr>
     </w:tbl>
-    <w:bookmarkEnd w:id="52"/>
-    <w:bookmarkStart w:id="53" w:name="subscription-tiers"/>
+    <w:bookmarkEnd w:id="49"/>
+    <w:bookmarkStart w:id="50" w:name="subscription-tiers"/>
     <w:p>
       <w:pPr>
         <w:pStyle w:val="Heading3"/>
@@ -19457,9 +19393,9 @@
         </w:pict>
       </w:r>
     </w:p>
-    <w:bookmarkEnd w:id="53"/>
-    <w:bookmarkEnd w:id="54"/>
-    <w:bookmarkStart w:id="60" w:name="accounting-auditing-tax-ai"/>
+    <w:bookmarkEnd w:id="50"/>
+    <w:bookmarkEnd w:id="51"/>
+    <w:bookmarkStart w:id="57" w:name="accounting-auditing-tax-ai"/>
     <w:p>
       <w:pPr>
         <w:pBdr>
@@ -19488,7 +19424,7 @@
         <w:t xml:space="preserve">8. ACCOUNTING, AUDITING &amp; TAX AI</w:t>
       </w:r>
     </w:p>
-    <w:bookmarkStart w:id="59" w:name="X8d9b8cd61a6552c1daaf89a03524f9d87956e93"/>
+    <w:bookmarkStart w:id="56" w:name="X8d9b8cd61a6552c1daaf89a03524f9d87956e93"/>
     <w:p>
       <w:pPr>
         <w:pStyle w:val="Heading3"/>
@@ -19579,7 +19515,7 @@
         <w:t xml:space="preserve">— accountants subscribe directly</w:t>
       </w:r>
     </w:p>
-    <w:bookmarkStart w:id="55" w:name="accounting-ai"/>
+    <w:bookmarkStart w:id="52" w:name="accounting-ai"/>
     <w:p>
       <w:pPr>
         <w:pStyle w:val="Heading4"/>
@@ -20015,8 +19951,8 @@
         </w:tc>
       </w:tr>
     </w:tbl>
-    <w:bookmarkEnd w:id="55"/>
-    <w:bookmarkStart w:id="56" w:name="auditing-ai"/>
+    <w:bookmarkEnd w:id="52"/>
+    <w:bookmarkStart w:id="53" w:name="auditing-ai"/>
     <w:p>
       <w:pPr>
         <w:pStyle w:val="Heading4"/>
@@ -20396,8 +20332,8 @@
         </w:tc>
       </w:tr>
     </w:tbl>
-    <w:bookmarkEnd w:id="56"/>
-    <w:bookmarkStart w:id="57" w:name="tax-ai"/>
+    <w:bookmarkEnd w:id="53"/>
+    <w:bookmarkStart w:id="54" w:name="tax-ai"/>
     <w:p>
       <w:pPr>
         <w:pStyle w:val="Heading4"/>
@@ -20777,8 +20713,8 @@
         </w:tc>
       </w:tr>
     </w:tbl>
-    <w:bookmarkEnd w:id="57"/>
-    <w:bookmarkStart w:id="58" w:name="subscription-model-for-accounting-ai"/>
+    <w:bookmarkEnd w:id="54"/>
+    <w:bookmarkStart w:id="55" w:name="subscription-model-for-accounting-ai"/>
     <w:p>
       <w:pPr>
         <w:pStyle w:val="Heading4"/>
@@ -21109,10 +21045,10 @@
         </w:pict>
       </w:r>
     </w:p>
-    <w:bookmarkEnd w:id="58"/>
-    <w:bookmarkEnd w:id="59"/>
-    <w:bookmarkEnd w:id="60"/>
-    <w:bookmarkStart w:id="66" w:name="hr-recruitment-ai"/>
+    <w:bookmarkEnd w:id="55"/>
+    <w:bookmarkEnd w:id="56"/>
+    <w:bookmarkEnd w:id="57"/>
+    <w:bookmarkStart w:id="63" w:name="hr-recruitment-ai"/>
     <w:p>
       <w:pPr>
         <w:pBdr>
@@ -21141,7 +21077,7 @@
         <w:t xml:space="preserve">9. HR &amp; RECRUITMENT AI</w:t>
       </w:r>
     </w:p>
-    <w:bookmarkStart w:id="65" w:name="X6dc21621c8ed54843bbe96b7dfe731d1eba302b"/>
+    <w:bookmarkStart w:id="62" w:name="X6dc21621c8ed54843bbe96b7dfe731d1eba302b"/>
     <w:p>
       <w:pPr>
         <w:pStyle w:val="Heading3"/>
@@ -21419,7 +21355,7 @@
         </w:tc>
       </w:tr>
     </w:tbl>
-    <w:bookmarkStart w:id="61" w:name="pipeline-architecture"/>
+    <w:bookmarkStart w:id="58" w:name="pipeline-architecture"/>
     <w:p>
       <w:pPr>
         <w:pStyle w:val="Heading4"/>
@@ -21475,8 +21411,8 @@
         <w:t xml:space="preserve">      → Interview Generator → Recruitment Dashboard</w:t>
       </w:r>
     </w:p>
-    <w:bookmarkEnd w:id="61"/>
-    <w:bookmarkStart w:id="62" w:name="models-used"/>
+    <w:bookmarkEnd w:id="58"/>
+    <w:bookmarkStart w:id="59" w:name="models-used"/>
     <w:p>
       <w:pPr>
         <w:pStyle w:val="Heading4"/>
@@ -21856,8 +21792,8 @@
         </w:tc>
       </w:tr>
     </w:tbl>
-    <w:bookmarkEnd w:id="62"/>
-    <w:bookmarkStart w:id="63" w:name="ranking-algorithm"/>
+    <w:bookmarkEnd w:id="59"/>
+    <w:bookmarkStart w:id="60" w:name="ranking-algorithm"/>
     <w:p>
       <w:pPr>
         <w:pStyle w:val="Heading4"/>
@@ -21887,8 +21823,8 @@
         <w:t xml:space="preserve">Score = (Skill_Match × 0.50) + (Experience × 0.30) + (Education × 0.20)</w:t>
       </w:r>
     </w:p>
-    <w:bookmarkEnd w:id="63"/>
-    <w:bookmarkStart w:id="64" w:name="free-tools-for-hr"/>
+    <w:bookmarkEnd w:id="60"/>
+    <w:bookmarkStart w:id="61" w:name="free-tools-for-hr"/>
     <w:p>
       <w:pPr>
         <w:pStyle w:val="Heading4"/>
@@ -22219,10 +22155,10 @@
         </w:pict>
       </w:r>
     </w:p>
-    <w:bookmarkEnd w:id="64"/>
-    <w:bookmarkEnd w:id="65"/>
-    <w:bookmarkEnd w:id="66"/>
-    <w:bookmarkStart w:id="70" w:name="Xb0728a9d281e7397308f9681b406d15dc6c9ad9"/>
+    <w:bookmarkEnd w:id="61"/>
+    <w:bookmarkEnd w:id="62"/>
+    <w:bookmarkEnd w:id="63"/>
+    <w:bookmarkStart w:id="67" w:name="Xb0728a9d281e7397308f9681b406d15dc6c9ad9"/>
     <w:p>
       <w:pPr>
         <w:pBdr>
@@ -22291,7 +22227,7 @@
         <w:t xml:space="preserve">— models retrieve relevant business data before generating responses.</w:t>
       </w:r>
     </w:p>
-    <w:bookmarkStart w:id="67" w:name="rag-architecture"/>
+    <w:bookmarkStart w:id="64" w:name="rag-architecture"/>
     <w:p>
       <w:pPr>
         <w:pStyle w:val="Heading3"/>
@@ -22568,8 +22504,8 @@
         <w:t xml:space="preserve">User Query → LLM retrieves relevant docs → AI Response</w:t>
       </w:r>
     </w:p>
-    <w:bookmarkEnd w:id="67"/>
-    <w:bookmarkStart w:id="68" w:name="technology-stack"/>
+    <w:bookmarkEnd w:id="64"/>
+    <w:bookmarkStart w:id="65" w:name="technology-stack"/>
     <w:p>
       <w:pPr>
         <w:pStyle w:val="Heading3"/>
@@ -23005,8 +22941,8 @@
         </w:tc>
       </w:tr>
     </w:tbl>
-    <w:bookmarkEnd w:id="68"/>
-    <w:bookmarkStart w:id="69" w:name="how-data-flows-in-daily"/>
+    <w:bookmarkEnd w:id="65"/>
+    <w:bookmarkStart w:id="66" w:name="how-data-flows-in-daily"/>
     <w:p>
       <w:pPr>
         <w:pStyle w:val="Heading3"/>
@@ -23108,9 +23044,9 @@
         </w:pict>
       </w:r>
     </w:p>
-    <w:bookmarkEnd w:id="69"/>
-    <w:bookmarkEnd w:id="70"/>
-    <w:bookmarkStart w:id="75" w:name="X4fac421810a7afaeecee2c07b196f9176c2c2b9"/>
+    <w:bookmarkEnd w:id="66"/>
+    <w:bookmarkEnd w:id="67"/>
+    <w:bookmarkStart w:id="72" w:name="X4fac421810a7afaeecee2c07b196f9176c2c2b9"/>
     <w:p>
       <w:pPr>
         <w:pBdr>
@@ -23139,7 +23075,7 @@
         <w:t xml:space="preserve">11. HARDWARE INFRASTRUCTURE — CHINA SOURCING &amp; NIGERIA COSTS</w:t>
       </w:r>
     </w:p>
-    <w:bookmarkStart w:id="71" w:name="Xb4e90a6c4ce6d60f662eba7d5e0f4104759d12c"/>
+    <w:bookmarkStart w:id="68" w:name="Xb4e90a6c4ce6d60f662eba7d5e0f4104759d12c"/>
     <w:p>
       <w:pPr>
         <w:pStyle w:val="Heading3"/>
@@ -23951,8 +23887,8 @@
         </w:tc>
       </w:tr>
     </w:tbl>
-    <w:bookmarkEnd w:id="71"/>
-    <w:bookmarkStart w:id="72" w:name="X995be7479e84becd7e0ede7201e9258674188ea"/>
+    <w:bookmarkEnd w:id="68"/>
+    <w:bookmarkStart w:id="69" w:name="X995be7479e84becd7e0ede7201e9258674188ea"/>
     <w:p>
       <w:pPr>
         <w:pStyle w:val="Heading3"/>
@@ -24003,8 +23939,8 @@
         <w:t xml:space="preserve">₦4.1M-₦5.3M (additions only — every Phase 1 component kept)</w:t>
       </w:r>
     </w:p>
-    <w:bookmarkEnd w:id="72"/>
-    <w:bookmarkStart w:id="73" w:name="rtx-5090-option-32gb-vram-future-proof"/>
+    <w:bookmarkEnd w:id="69"/>
+    <w:bookmarkStart w:id="70" w:name="rtx-5090-option-32gb-vram-future-proof"/>
     <w:p>
       <w:pPr>
         <w:pStyle w:val="Heading3"/>
@@ -24057,8 +23993,8 @@
         <w:t xml:space="preserve">Substitute for Phase 2 GPU if available at time of upgrade</w:t>
       </w:r>
     </w:p>
-    <w:bookmarkEnd w:id="73"/>
-    <w:bookmarkStart w:id="74" w:name="where-to-buy-from-china"/>
+    <w:bookmarkEnd w:id="70"/>
+    <w:bookmarkStart w:id="71" w:name="where-to-buy-from-china"/>
     <w:p>
       <w:pPr>
         <w:pStyle w:val="Heading3"/>
@@ -24445,9 +24381,9 @@
         </w:pict>
       </w:r>
     </w:p>
-    <w:bookmarkEnd w:id="74"/>
-    <w:bookmarkEnd w:id="75"/>
-    <w:bookmarkStart w:id="77" w:name="supporting-infrastructure"/>
+    <w:bookmarkEnd w:id="71"/>
+    <w:bookmarkEnd w:id="72"/>
+    <w:bookmarkStart w:id="74" w:name="supporting-infrastructure"/>
     <w:p>
       <w:pPr>
         <w:pBdr>
@@ -24959,7 +24895,7 @@
         </w:tc>
       </w:tr>
     </w:tbl>
-    <w:bookmarkStart w:id="76" w:name="X9cd95f11c664e478aa419cacfd736aa808613be"/>
+    <w:bookmarkStart w:id="73" w:name="X9cd95f11c664e478aa419cacfd736aa808613be"/>
     <w:p>
       <w:pPr>
         <w:pStyle w:val="Heading3"/>
@@ -25422,9 +25358,9 @@
         </w:pict>
       </w:r>
     </w:p>
-    <w:bookmarkEnd w:id="76"/>
-    <w:bookmarkEnd w:id="77"/>
-    <w:bookmarkStart w:id="79" w:name="ai-team-structure-nigerian-salary-ranges"/>
+    <w:bookmarkEnd w:id="73"/>
+    <w:bookmarkEnd w:id="74"/>
+    <w:bookmarkStart w:id="76" w:name="ai-team-structure-nigerian-salary-ranges"/>
     <w:p>
       <w:pPr>
         <w:pBdr>
@@ -25471,7 +25407,7 @@
         <w:t xml:space="preserve">— calibrated in Naira, not US dollar equivalents.</w:t>
       </w:r>
     </w:p>
-    <w:bookmarkStart w:id="78" w:name="ai-team-roles"/>
+    <w:bookmarkStart w:id="75" w:name="ai-team-roles"/>
     <w:p>
       <w:pPr>
         <w:pStyle w:val="Heading3"/>
@@ -26358,9 +26294,9 @@
         </w:pict>
       </w:r>
     </w:p>
-    <w:bookmarkEnd w:id="78"/>
-    <w:bookmarkEnd w:id="79"/>
-    <w:bookmarkStart w:id="81" w:name="total-budget-breakdown"/>
+    <w:bookmarkEnd w:id="75"/>
+    <w:bookmarkEnd w:id="76"/>
+    <w:bookmarkStart w:id="78" w:name="total-budget-breakdown"/>
     <w:p>
       <w:pPr>
         <w:pBdr>
@@ -26389,7 +26325,7 @@
         <w:t xml:space="preserve">14. TOTAL BUDGET BREAKDOWN</w:t>
       </w:r>
     </w:p>
-    <w:bookmarkStart w:id="80" w:name="Xcf894269f4ac8cd58a149f88a9f747416b40f6e"/>
+    <w:bookmarkStart w:id="77" w:name="Xcf894269f4ac8cd58a149f88a9f747416b40f6e"/>
     <w:p>
       <w:pPr>
         <w:pStyle w:val="Heading3"/>
@@ -27062,9 +26998,9 @@
         </w:pict>
       </w:r>
     </w:p>
-    <w:bookmarkEnd w:id="80"/>
-    <w:bookmarkEnd w:id="81"/>
-    <w:bookmarkStart w:id="85" w:name="implementation-roadmap"/>
+    <w:bookmarkEnd w:id="77"/>
+    <w:bookmarkEnd w:id="78"/>
+    <w:bookmarkStart w:id="82" w:name="implementation-roadmap"/>
     <w:p>
       <w:pPr>
         <w:pBdr>
@@ -27093,7 +27029,7 @@
         <w:t xml:space="preserve">15. IMPLEMENTATION ROADMAP</w:t>
       </w:r>
     </w:p>
-    <w:bookmarkStart w:id="82" w:name="phase-1-deploy-learn-months-1-6"/>
+    <w:bookmarkStart w:id="79" w:name="phase-1-deploy-learn-months-1-6"/>
     <w:p>
       <w:pPr>
         <w:pStyle w:val="Heading3"/>
@@ -27585,8 +27521,8 @@
         </w:tc>
       </w:tr>
     </w:tbl>
-    <w:bookmarkEnd w:id="82"/>
-    <w:bookmarkStart w:id="83" w:name="phase-2-integrate-scale-months-7-18"/>
+    <w:bookmarkEnd w:id="79"/>
+    <w:bookmarkStart w:id="80" w:name="phase-2-integrate-scale-months-7-18"/>
     <w:p>
       <w:pPr>
         <w:pStyle w:val="Heading3"/>
@@ -28134,8 +28070,8 @@
         </w:tc>
       </w:tr>
     </w:tbl>
-    <w:bookmarkEnd w:id="83"/>
-    <w:bookmarkStart w:id="84" w:name="phase-3-proprietary-scale-months-19-24"/>
+    <w:bookmarkEnd w:id="80"/>
+    <w:bookmarkStart w:id="81" w:name="phase-3-proprietary-scale-months-19-24"/>
     <w:p>
       <w:pPr>
         <w:pStyle w:val="Heading3"/>
@@ -28550,9 +28486,9 @@
         </w:pict>
       </w:r>
     </w:p>
-    <w:bookmarkEnd w:id="84"/>
-    <w:bookmarkEnd w:id="85"/>
-    <w:bookmarkStart w:id="89" w:name="licensing-legal-per-model-verdicts"/>
+    <w:bookmarkEnd w:id="81"/>
+    <w:bookmarkEnd w:id="82"/>
+    <w:bookmarkStart w:id="86" w:name="licensing-legal-per-model-verdicts"/>
     <w:p>
       <w:pPr>
         <w:pBdr>
@@ -28581,7 +28517,7 @@
         <w:t xml:space="preserve">16. LICENSING &amp; LEGAL — PER-MODEL VERDICTS</w:t>
       </w:r>
     </w:p>
-    <w:bookmarkStart w:id="86" w:name="models-safe-to-rebrand-close-source"/>
+    <w:bookmarkStart w:id="83" w:name="models-safe-to-rebrand-close-source"/>
     <w:p>
       <w:pPr>
         <w:pStyle w:val="Heading3"/>
@@ -29185,8 +29121,8 @@
         </w:tc>
       </w:tr>
     </w:tbl>
-    <w:bookmarkEnd w:id="86"/>
-    <w:bookmarkStart w:id="87" w:name="models-with-restrictions"/>
+    <w:bookmarkEnd w:id="83"/>
+    <w:bookmarkStart w:id="84" w:name="models-with-restrictions"/>
     <w:p>
       <w:pPr>
         <w:pStyle w:val="Heading3"/>
@@ -29602,8 +29538,8 @@
         </w:tc>
       </w:tr>
     </w:tbl>
-    <w:bookmarkEnd w:id="87"/>
-    <w:bookmarkStart w:id="88" w:name="models-to-avoid-replaced"/>
+    <w:bookmarkEnd w:id="84"/>
+    <w:bookmarkStart w:id="85" w:name="models-to-avoid-replaced"/>
     <w:p>
       <w:pPr>
         <w:pStyle w:val="Heading3"/>
@@ -29878,9 +29814,9 @@
         </w:pict>
       </w:r>
     </w:p>
-    <w:bookmarkEnd w:id="88"/>
-    <w:bookmarkEnd w:id="89"/>
-    <w:bookmarkStart w:id="90" w:name="risk-assessment-nigeria-specific"/>
+    <w:bookmarkEnd w:id="85"/>
+    <w:bookmarkEnd w:id="86"/>
+    <w:bookmarkStart w:id="87" w:name="risk-assessment-nigeria-specific"/>
     <w:p>
       <w:pPr>
         <w:pBdr>
@@ -30791,16 +30727,8 @@
         <w:t xml:space="preserve">This document consolidates and fact-checks two strategic planning conversations (5,748 lines total) into a single actionable reference for PECH Group Holdings Ltd. All prices, licenses, and specifications have been verified for the Nigerian market as of March 2026.</w:t>
       </w:r>
     </w:p>
-    <w:bookmarkEnd w:id="90"/>
-    <w:bookmarkEnd w:id="91"/>
-    <w:sectPr>
-      <w:pgBorders w:offsetFrom="page">
-        <w:top w:val="single" w:sz="18" w:space="24" w:color="00BFFF"/>
-        <w:left w:val="single" w:sz="18" w:space="24" w:color="0099CC"/>
-        <w:bottom w:val="single" w:sz="18" w:space="24" w:color="F5A623"/>
-        <w:right w:val="single" w:sz="18" w:space="24" w:color="E08A00"/>
-      </w:pgBorders>
-    </w:sectPr>
+    <w:bookmarkEnd w:id="87"/>
+    <w:sectPr/>
     <w:p>
       <w:pPr>
         <w:pBdr>
